--- a/ru/wisdom-stories/expressions-you-should-stay-away-from.docx
+++ b/ru/wisdom-stories/expressions-you-should-stay-away-from.docx
@@ -4,232 +4,121 @@
   <w:body>
     <w:p>
       <w:pPr>
-        <w:spacing w:before="0" w:after="60"/>
-        <w:jc w:val="left"/>
+        <w:pStyle w:val="Title"/>
       </w:pPr>
       <w:r>
-        <w:rPr>
-          <w:rFonts w:ascii="Arial" w:hAnsi="Arial" w:eastAsia="Arial"/>
-          <w:i w:val="0"/>
-          <w:color w:val="000000"/>
-          <w:sz w:val="52"/>
-        </w:rPr>
         <w:t>Фразы, которых следует избегать</w:t>
       </w:r>
     </w:p>
     <w:p>
       <w:pPr>
-        <w:jc w:val="left"/>
+        <w:spacing w:after="80"/>
       </w:pPr>
       <w:r>
-        <w:rPr>
-          <w:rFonts w:ascii="Arial" w:hAnsi="Arial" w:eastAsia="Arial"/>
-          <w:i w:val="0"/>
-          <w:color w:val="000000"/>
-          <w:sz w:val="22"/>
-        </w:rPr>
         <w:t>Избегайте этих фраз, особенно в семье, и никогда не используйте их против своего супруга:</w:t>
       </w:r>
     </w:p>
     <w:p>
       <w:pPr>
-        <w:jc w:val="left"/>
+        <w:spacing w:after="80"/>
       </w:pPr>
       <w:r>
-        <w:rPr>
-          <w:rFonts w:ascii="Arial" w:hAnsi="Arial" w:eastAsia="Arial"/>
-          <w:i w:val="0"/>
-          <w:color w:val="000000"/>
-          <w:sz w:val="22"/>
-        </w:rPr>
         <w:t>«Не говори глупостей!»</w:t>
       </w:r>
     </w:p>
     <w:p>
-      <w:pPr>
-        <w:jc w:val="left"/>
-      </w:pPr>
+      <w:pPr/>
       <w:r>
-        <w:rPr>
-          <w:rFonts w:ascii="Arial" w:hAnsi="Arial" w:eastAsia="Arial"/>
-          <w:i w:val="0"/>
-          <w:color w:val="000000"/>
-          <w:sz w:val="22"/>
-        </w:rPr>
-        <w:t>Эта фраза заставляет вашего супруга чувствовать, что его мысли и чувства ничего не стоят, неправильно поняты и принижены. Вместо этого, если вы мягко скажете: «Я не думаю так, как ты, я не совсем согласен с тобой по этому вопросу», вы покажете, что учитываете его мнение и поддерживаете уважение между вами.</w:t>
+        <w:t>Такие слова обесценивают мысли и чувства близкого человека. Лучше сказать мягче: «Я вижу это иначе» или «В этом вопросе я с тобой не совсем согласен». Так вы выразите своё мнение, сохранив уважение к собеседнику.</w:t>
       </w:r>
     </w:p>
     <w:p>
       <w:pPr>
-        <w:jc w:val="left"/>
+        <w:spacing w:after="80"/>
       </w:pPr>
       <w:r>
-        <w:rPr>
-          <w:rFonts w:ascii="Arial" w:hAnsi="Arial" w:eastAsia="Arial"/>
-          <w:i w:val="0"/>
-          <w:color w:val="000000"/>
-          <w:sz w:val="22"/>
-        </w:rPr>
         <w:t>«Не преувеличивай!»</w:t>
       </w:r>
     </w:p>
     <w:p>
-      <w:pPr>
-        <w:jc w:val="left"/>
-      </w:pPr>
+      <w:pPr/>
       <w:r>
-        <w:rPr>
-          <w:rFonts w:ascii="Arial" w:hAnsi="Arial" w:eastAsia="Arial"/>
-          <w:i w:val="0"/>
-          <w:color w:val="000000"/>
-          <w:sz w:val="22"/>
-        </w:rPr>
-        <w:t>Эта фраза может прозвучать как признак того, что взгляд вашего супруга на события неверен; он или она почувствует себя подвергнутым критике. Вместо этого, спросив: «Можешь ли ты объяснить немного яснее, почему ты волнуешься и что ты чувствуешь?», вы сделаете шаг к устранению возникшего недопонимания.</w:t>
+        <w:t>Услышав это, близкий человек может решить, что его переживания для вас не важны. Попробуйте спросить: «Объясни, пожалуйста, что тебя тревожит и что ты сейчас чувствуешь». Это поможет лучше понять друг друга.</w:t>
       </w:r>
     </w:p>
     <w:p>
       <w:pPr>
-        <w:jc w:val="left"/>
+        <w:spacing w:after="80"/>
       </w:pPr>
       <w:r>
-        <w:rPr>
-          <w:rFonts w:ascii="Arial" w:hAnsi="Arial" w:eastAsia="Arial"/>
-          <w:i w:val="0"/>
-          <w:color w:val="000000"/>
-          <w:sz w:val="22"/>
-        </w:rPr>
-        <w:t>«Посмотри на его или ее мужа (жену)! Он или она делает это, а ты то?»</w:t>
+        <w:t>«Посмотри, как другие мужья и жёны заботятся о семье! А ты?»</w:t>
+      </w:r>
+    </w:p>
+    <w:p>
+      <w:pPr/>
+      <w:r>
+        <w:t>Сравнения с чужими супругами ранят и подрывают доверие. Близкий человек может почувствовать, что его не любят и не ценят. Вместо сравнений спокойно и ясно скажите, чего вам не хватает.</w:t>
       </w:r>
     </w:p>
     <w:p>
       <w:pPr>
-        <w:jc w:val="left"/>
+        <w:spacing w:after="80"/>
       </w:pPr>
       <w:r>
-        <w:rPr>
-          <w:rFonts w:ascii="Arial" w:hAnsi="Arial" w:eastAsia="Arial"/>
-          <w:i w:val="0"/>
-          <w:color w:val="000000"/>
-          <w:sz w:val="22"/>
-        </w:rPr>
-        <w:t>Эта фраза очень опасна, потому что, произнося ее, вы вовлекаете третьих лиц в ваши семейные отношения. Сравнивая своего супруга с кем-то другим, вы вызовете у него недоверие. Он подумает, что вы думаете так же, и почувствует себя обиженным и нелюбимым. Вместо сравнений и аналогий, четко сформулируйте свои ожидания.</w:t>
-      </w:r>
-    </w:p>
-    <w:p>
-      <w:pPr>
-        <w:jc w:val="left"/>
-      </w:pPr>
-      <w:r>
-        <w:rPr>
-          <w:rFonts w:ascii="Arial" w:hAnsi="Arial" w:eastAsia="Arial"/>
-          <w:i w:val="0"/>
-          <w:color w:val="000000"/>
-          <w:sz w:val="22"/>
-        </w:rPr>
         <w:t>«Ты не понимаешь!»</w:t>
       </w:r>
     </w:p>
     <w:p>
-      <w:pPr>
-        <w:jc w:val="left"/>
-      </w:pPr>
+      <w:pPr/>
       <w:r>
-        <w:rPr>
-          <w:rFonts w:ascii="Arial" w:hAnsi="Arial" w:eastAsia="Arial"/>
-          <w:i w:val="0"/>
-          <w:color w:val="000000"/>
-          <w:sz w:val="22"/>
-        </w:rPr>
-        <w:t>Это оскорбление — вы унижаете своего супруга. Если вы считаете, что он вас не поймет в этом вопросе или не захочет поделиться вашим мнением, уместнее сказать: «Я не хочу об этом говорить, не обижайся, давай поговорим о чем-нибудь другом» или «Это, вероятно, тебя не интересует».</w:t>
+        <w:t>Такая фраза звучит пренебрежительно. Если сейчас вы не готовы обсуждать вопрос, лучше сказать: «Давай пока поговорим о другом, я ещё не готов это обсуждать». Не обижайте человека только потому, что ваши взгляды расходятся.</w:t>
       </w:r>
     </w:p>
     <w:p>
-      <w:pPr>
-        <w:jc w:val="left"/>
-      </w:pPr>
+      <w:pPr/>
       <w:r>
-        <w:rPr>
-          <w:rFonts w:ascii="Arial" w:hAnsi="Arial" w:eastAsia="Arial"/>
-          <w:i w:val="0"/>
-          <w:color w:val="000000"/>
-          <w:sz w:val="22"/>
-        </w:rPr>
         <w:t>«Не ходи туда, не разговаривай с ней, не делай этого, не носи это, не говори так, принеси это, возьми это!»</w:t>
       </w:r>
     </w:p>
     <w:p>
       <w:pPr>
-        <w:jc w:val="left"/>
+        <w:keepNext/>
       </w:pPr>
       <w:r>
-        <w:rPr>
-          <w:rFonts w:ascii="Arial" w:hAnsi="Arial" w:eastAsia="Arial"/>
-          <w:i w:val="0"/>
-          <w:color w:val="000000"/>
-          <w:sz w:val="22"/>
-        </w:rPr>
-        <w:t>Ваш супруг — не ваш подчиненный. Лучше уважительно обсудить с ним то, чего вы не хотите или что вам не нравится, и избежать конфликта. Вместо эмоциональных заявлений используйте просьбы (пожалуйста, пожалуйста и т. д.).</w:t>
+        <w:t>Супруг — не подчинённый. Обсуждайте желания и разногласия уважительно. Вместо приказов обращайтесь с просьбами, не забывая простого слова «пожалуйста».</w:t>
       </w:r>
     </w:p>
     <w:p>
       <w:pPr>
-        <w:pStyle w:val="Moral"/>
         <w:keepNext/>
         <w:keepLines/>
-        <w:widowControl/>
-        <w:spacing w:before="240" w:after="180" w:line="283" w:lineRule="auto"/>
-        <w:ind w:left="240" w:right="240"/>
-        <w:jc w:val="left"/>
-        <w:pBdr>
-          <w:top w:val="single" w:sz="8" w:space="7" w:color="E8D59A"/>
-          <w:left w:val="single" w:sz="32" w:space="11" w:color="C6A23A"/>
-          <w:bottom w:val="single" w:sz="8" w:space="7" w:color="E8D59A"/>
-          <w:right w:val="single" w:sz="8" w:space="11" w:color="E8D59A"/>
-        </w:pBdr>
-        <w:shd w:val="clear" w:color="auto" w:fill="FFF8E1"/>
+        <w:spacing w:before="160"/>
       </w:pPr>
       <w:r>
         <w:rPr>
-          <w:rFonts w:ascii="Arial" w:hAnsi="Arial" w:eastAsia="Arial" w:cs="Arial"/>
           <w:b/>
-          <w:i w:val="0"/>
-          <w:color w:val="9A7417"/>
-          <w:sz w:val="22"/>
         </w:rPr>
-        <w:t xml:space="preserve">Мораль: </w:t>
+        <w:t>Мораль:</w:t>
       </w:r>
       <w:r>
-        <w:rPr>
-          <w:rFonts w:ascii="Arial" w:hAnsi="Arial" w:eastAsia="Arial" w:cs="Arial"/>
-          <w:b w:val="0"/>
-          <w:i w:val="0"/>
-          <w:color w:val="3F3826"/>
-          <w:sz w:val="22"/>
-        </w:rPr>
-        <w:t>Слова могут ранить человека, которого мы любим больше всего. В семье следует использовать язык уважения и просьб, а не приказов и оскорблений.</w:t>
+        <w:t xml:space="preserve"> Слова могут ранить человека, которого мы любим больше всего. В семье следует использовать язык уважения и просьб, а не приказов и оскорблений.</w:t>
       </w:r>
     </w:p>
     <w:p>
       <w:pPr>
-        <w:keepLines/>
-        <w:widowControl/>
-        <w:spacing w:before="60" w:after="0" w:line="240" w:lineRule="auto"/>
-        <w:jc w:val="right"/>
+        <w:spacing w:after="80"/>
       </w:pPr>
       <w:r>
         <w:rPr>
-          <w:rFonts w:ascii="Arial" w:hAnsi="Arial" w:eastAsia="Arial" w:cs="Arial"/>
-          <w:b w:val="0"/>
           <w:i/>
-          <w:color w:val="8A7950"/>
-          <w:sz w:val="17"/>
+          <w:sz w:val="18"/>
         </w:rPr>
         <w:t>«История взята из открытых источников Интернета.»</w:t>
       </w:r>
     </w:p>
     <w:sectPr>
-      <w:pgSz w:w="12240" w:h="15840"/>
-      <w:pgMar w:top="1440" w:right="1440" w:bottom="1440" w:left="1440" w:header="708" w:footer="708" w:gutter="0"/>
+      <w:pgSz w:w="11909" w:h="16834"/>
+      <w:pgMar w:top="1152" w:right="1224" w:bottom="1152" w:left="1224" w:header="720" w:footer="720" w:gutter="0"/>
       <w:cols w:space="720"/>
       <w:docGrid w:linePitch="360"/>
     </w:sectPr>
@@ -601,12 +490,14 @@
     <w:qFormat/>
     <w:rsid w:val="00FC693F"/>
     <w:pPr>
-      <w:spacing w:before="0" w:after="160" w:line="276" w:lineRule="auto"/>
+      <w:widowControl/>
+      <w:spacing w:after="120" w:line="269" w:lineRule="auto"/>
     </w:pPr>
     <w:rPr>
-      <w:rFonts w:ascii="Arial" w:hAnsi="Arial" w:eastAsia="Arial"/>
+      <w:rFonts w:ascii="Arial" w:hAnsi="Arial"/>
       <w:color w:val="000000"/>
       <w:sz w:val="22"/>
+      <w:lang w:val="ru-RU"/>
     </w:rPr>
   </w:style>
   <w:style w:type="paragraph" w:styleId="Header">
@@ -950,18 +841,20 @@
     <w:qFormat/>
     <w:rsid w:val="00FC693F"/>
     <w:pPr>
+      <w:keepNext/>
       <w:pBdr>
         <w:bottom w:val="single" w:sz="8" w:space="4" w:color="4F81BD" w:themeColor="accent1"/>
       </w:pBdr>
-      <w:spacing w:after="300" w:line="240" w:lineRule="auto"/>
+      <w:spacing w:after="280" w:line="240" w:lineRule="auto"/>
       <w:contextualSpacing/>
     </w:pPr>
     <w:rPr>
-      <w:rFonts w:asciiTheme="majorHAnsi" w:eastAsiaTheme="majorEastAsia" w:hAnsiTheme="majorHAnsi" w:cstheme="majorBidi"/>
-      <w:color w:val="17365D" w:themeColor="text2" w:themeShade="BF"/>
+      <w:rFonts w:asciiTheme="majorHAnsi" w:eastAsiaTheme="majorEastAsia" w:hAnsiTheme="majorHAnsi" w:cstheme="majorBidi" w:ascii="Arial" w:hAnsi="Arial"/>
+      <w:b/>
+      <w:color w:val="000000"/>
       <w:spacing w:val="5"/>
       <w:kern w:val="28"/>
-      <w:sz w:val="52"/>
+      <w:sz w:val="34"/>
       <w:szCs w:val="52"/>
     </w:rPr>
   </w:style>
@@ -12290,18 +12183,6 @@
         <w:shd w:val="clear" w:color="auto" w:fill="FBCAA2" w:themeFill="accent6" w:themeFillTint="7F"/>
       </w:tcPr>
     </w:tblStylePr>
-  </w:style>
-  <w:style w:type="paragraph" w:customStyle="1" w:styleId="Moral">
-    <w:name w:val="Moral"/>
-    <w:basedOn w:val="Normal"/>
-    <w:pPr>
-      <w:spacing w:before="160" w:after="0" w:line="276" w:lineRule="auto"/>
-    </w:pPr>
-    <w:rPr>
-      <w:rFonts w:ascii="Arial" w:hAnsi="Arial" w:eastAsia="Arial"/>
-      <w:i/>
-      <w:sz w:val="22"/>
-    </w:rPr>
   </w:style>
 </w:styles>
 </file>

--- a/ru/wisdom-stories/expressions-you-should-stay-away-from.docx
+++ b/ru/wisdom-stories/expressions-you-should-stay-away-from.docx
@@ -29,7 +29,7 @@
     <w:p>
       <w:pPr/>
       <w:r>
-        <w:t>Такие слова обесценивают мысли и чувства близкого человека. Лучше сказать мягче: «Я вижу это иначе» или «В этом вопросе я с тобой не совсем согласен». Так вы выразите своё мнение, сохранив уважение к собеседнику.</w:t>
+        <w:t>Такие слова унижают супруга и дают понять, что вы не цените его мысли и чувства и не понимаете его. Лучше сказать мягче: «Я вижу это иначе» или «В этом вопросе я с тобой не совсем согласен». Так вы выразите своё мнение, сохранив взаимное уважение.</w:t>
       </w:r>
     </w:p>
     <w:p>
@@ -43,7 +43,7 @@
     <w:p>
       <w:pPr/>
       <w:r>
-        <w:t>Услышав это, близкий человек может решить, что его переживания для вас не важны. Попробуйте спросить: «Объясни, пожалуйста, что тебя тревожит и что ты сейчас чувствуешь». Это поможет лучше понять друг друга.</w:t>
+        <w:t>Услышав это, супруг может решить, что его взгляд на события неверен и что его критикуют. Попробуйте спросить: «Объясни, пожалуйста, что тебя тревожит и что ты сейчас чувствуешь». Это поможет лучше понять друг друга.</w:t>
       </w:r>
     </w:p>
     <w:p>
@@ -51,13 +51,13 @@
         <w:spacing w:after="80"/>
       </w:pPr>
       <w:r>
-        <w:t>«Посмотри, как другие мужья и жёны заботятся о семье! А ты?»</w:t>
+        <w:t>«Посмотри на её мужа (его жену)! Он и так делает, и эдак, а ты?»</w:t>
       </w:r>
     </w:p>
     <w:p>
       <w:pPr/>
       <w:r>
-        <w:t>Сравнения с чужими супругами ранят и подрывают доверие. Близкий человек может почувствовать, что его не любят и не ценят. Вместо сравнений спокойно и ясно скажите, чего вам не хватает.</w:t>
+        <w:t>Эта фраза очень опасна, потому что вводит в семейные отношения третьих лиц. Сравнение супруга с другим человеком рождает в нём неуверенность. Супруг подумает, что ваши мысли заняты тем человеком, и его самолюбие будет задето. Он почувствует, что его не любят. Вместо сравнений ясно объясните свои ожидания.</w:t>
       </w:r>
     </w:p>
     <w:p>
@@ -71,13 +71,13 @@
     <w:p>
       <w:pPr/>
       <w:r>
-        <w:t>Такая фраза звучит пренебрежительно. Если сейчас вы не готовы обсуждать вопрос, лучше сказать: «Давай пока поговорим о другом, я ещё не готов это обсуждать». Не обижайте человека только потому, что ваши взгляды расходятся.</w:t>
+        <w:t>Эта фраза — оскорбление: вы унижаете супруга. Если вы думаете, что супруг вас в этом не поймёт, или не хотите делиться мыслью, уместнее сказать: «Я не хочу об этом говорить, не обижайся, давай поговорим о другом» или «Тебе это, наверное, неинтересно».</w:t>
       </w:r>
     </w:p>
     <w:p>
       <w:pPr/>
       <w:r>
-        <w:t>«Не ходи туда, не разговаривай с ней, не делай этого, не носи это, не говори так, принеси это, возьми это!»</w:t>
+        <w:t>«Не ходи туда, не разговаривай с этим человеком, не делай этого, не носи это, не говори так, принеси это, возьми это!»</w:t>
       </w:r>
     </w:p>
     <w:p>
@@ -85,7 +85,7 @@
         <w:keepNext/>
       </w:pPr>
       <w:r>
-        <w:t>Супруг — не подчинённый. Обсуждайте желания и разногласия уважительно. Вместо приказов обращайтесь с просьбами, не забывая простого слова «пожалуйста».</w:t>
+        <w:t>Супруг(а) — не раб ваших приказов. Обсуждайте уважительно и согласуйте то, чего вы не хотите или что вам не нравится. Вместо приказов обращайтесь с просьбами, не забывая слова «пожалуйста». Это предотвратит ненужные ссоры.</w:t>
       </w:r>
     </w:p>
     <w:p>
@@ -98,11 +98,9 @@
         <w:rPr>
           <w:b/>
         </w:rPr>
-        <w:t>Мораль:</w:t>
+        <w:t>Мораль: Слова могут ранить человека, которого мы любим больше всего. В семье следует использовать язык уважения и просьб, а не приказов и оскорблений.</w:t>
       </w:r>
-      <w:r>
-        <w:t xml:space="preserve"> Слова могут ранить человека, которого мы любим больше всего. В семье следует использовать язык уважения и просьб, а не приказов и оскорблений.</w:t>
-      </w:r>
+      <w:r/>
     </w:p>
     <w:p>
       <w:pPr>
@@ -113,7 +111,7 @@
           <w:i/>
           <w:sz w:val="18"/>
         </w:rPr>
-        <w:t>«История взята из открытых источников Интернета.»</w:t>
+        <w:t>Рассказы взяты из открытых интернет-источников, а иллюстрации созданы с помощью ИИ.</w:t>
       </w:r>
     </w:p>
     <w:sectPr>
